--- a/MIM_Stochastic_Model_Methodology.docx
+++ b/MIM_Stochastic_Model_Methodology.docx
@@ -191,7 +191,7 @@
           <w:sz w:val="22"/>
           <w:szCs w:val="22"/>
         </w:rPr>
-        <w:t xml:space="preserve">The credit component was recalibrated in July 2026 against published historical loss data for U.S. commercial mortgages (Fitch, KBRA, Moody’s, and NAIC sources), and captures both ways a mortgage actually fails: default during the term (cash flow stops covering debt service) and default at maturity (the property is worth too little to refinance the balloon). Annual expected credit losses range from roughly 6 basis points per year for the most stable sectors (net-lease retail, manufactured housing, moderate-income housing) to roughly 70 basis points for the most volatile (full-service hotels) — a range consistent with several decades of realized experience for institutional-quality senior mortgages.</w:t>
+        <w:t xml:space="preserve">The credit component was recalibrated in July 2026 against published historical loss data for U.S. commercial mortgages (Fitch, KBRA, Moody’s, and NAIC sources), and captures both ways a mortgage actually fails: default during the term (cash flow stops covering debt service) and default at maturity (the property is worth too little to refinance the balloon). Annual expected credit losses range from roughly 6 basis points per year for the most stable sectors (net-lease retail, manufactured housing, moderate-income housing) to roughly 50 basis points for the most volatile (full-service hotels) — a range consistent with several decades of realized experience for institutional-quality senior mortgages.</w:t>
       </w:r>
     </w:p>
     <w:p>
@@ -581,6 +581,19 @@
     </w:p>
     <w:p>
       <w:pPr>
+        <w:spacing w:after="160" w:line="276"/>
+      </w:pPr>
+      <w:r>
+        <w:rPr>
+          <w:rFonts w:ascii="Calibri" w:cs="Calibri" w:eastAsia="Calibri" w:hAnsi="Calibri"/>
+          <w:sz w:val="22"/>
+          <w:szCs w:val="22"/>
+        </w:rPr>
+        <w:t xml:space="preserve">Expenses revert to their trend as well, but more slowly (half of a deviation closes in about seven years): operating costs track inflation over the long run, but they are sticky — they do not adjust as quickly as revenue recovers. That gap is deliberate, and it is what allows sustained expense pressure against weak revenue to remain a genuine risk in the simulation.</w:t>
+      </w:r>
+    </w:p>
+    <w:p>
+      <w:pPr>
         <w:pStyle w:val="Heading2"/>
         <w:spacing w:after="160" w:before="280"/>
       </w:pPr>
@@ -997,7 +1010,7 @@
           <w:sz w:val="22"/>
           <w:szCs w:val="22"/>
         </w:rPr>
-        <w:t xml:space="preserve">Of the loans that fail the maturity test, 40% are assumed to cure — resolve through extension or workout with no principal loss, as values recover — consistent with rating-agency evidence that most defaults at moderate leverage ultimately repay (KBRA’s single-borrower study shows blended loss severity of ~11% across all resolved defaults, versus ~40% conditional on a meaningful loss). Cured loans count as defaults with zero loss, so reported default rates are comparable to published default studies and reported severity is a blended figure.</w:t>
+        <w:t xml:space="preserve">Of the loans that fail the maturity test, 20% are assumed to cure — resolve through extension or workout with no principal loss, as values recover — consistent with rating-agency evidence that many defaults at moderate leverage ultimately repay (KBRA’s single-borrower study shows blended loss severity of ~11% across all resolved defaults, versus ~40% conditional on a meaningful loss). Cured loans count as defaults with zero loss, so reported default rates are comparable to published default studies and reported severity is a blended figure.</w:t>
       </w:r>
     </w:p>
     <w:p>
@@ -1593,7 +1606,7 @@
           <w:sz w:val="22"/>
           <w:szCs w:val="22"/>
         </w:rPr>
-        <w:t xml:space="preserve">The model’s current output spans roughly 6 to 72 basis points per year across the 21 sectors, with an ordering that matches this historical record — hotels and cold storage at the top, driven largely by the maturity test (they are the sectors most likely to be worth less than the loan at exit), and net-lease, manufactured housing, self-storage, and stabilized housing at the bottom. The calibration script is retained alongside the model so the parameters can be re-tuned quickly whenever inputs are refreshed or new loss data becomes available.</w:t>
+        <w:t xml:space="preserve">The model’s current output spans roughly 6 to 51 basis points per year across the 21 sectors, with an ordering that matches this historical record — hotels and cold storage at the top, driven largely by the maturity test (they are the sectors most likely to be worth less than the loan at exit), and medical office, manufactured housing, net-lease, and stabilized housing at the bottom. The calibration procedure scores candidate parameters on both the level of the ladder and its ordering against the historical record, and the script is retained alongside the model so parameters can be re-tuned quickly whenever inputs are refreshed or new loss data becomes available.</w:t>
       </w:r>
     </w:p>
     <w:p>
@@ -2581,7 +2594,7 @@
                 <w:sz w:val="20"/>
                 <w:szCs w:val="20"/>
               </w:rPr>
-              <w:t xml:space="preserve">Terminal revenue growth</w:t>
+              <w:t xml:space="preserve">Expense mean reversion</w:t>
             </w:r>
           </w:p>
         </w:tc>
@@ -2605,7 +2618,7 @@
                 <w:sz w:val="20"/>
                 <w:szCs w:val="20"/>
               </w:rPr>
-              <w:t xml:space="preserve">3.0% pinned over final 4 growth years, fading volatility</w:t>
+              <w:t xml:space="preserve">0.10 per year (half-life ≈ 7 years) — costs are stickier than revenue</w:t>
             </w:r>
           </w:p>
         </w:tc>
@@ -2629,7 +2642,7 @@
                 <w:sz w:val="20"/>
                 <w:szCs w:val="20"/>
               </w:rPr>
-              <w:t xml:space="preserve">Stabilizes exit-year assumptions</w:t>
+              <w:t xml:space="preserve">Pulls expenses back to inflation trend</w:t>
             </w:r>
           </w:p>
         </w:tc>
@@ -2655,7 +2668,7 @@
                 <w:sz w:val="20"/>
                 <w:szCs w:val="20"/>
               </w:rPr>
-              <w:t xml:space="preserve">CAGR consistency</w:t>
+              <w:t xml:space="preserve">Terminal revenue growth</w:t>
             </w:r>
           </w:p>
         </w:tc>
@@ -2679,7 +2692,7 @@
                 <w:sz w:val="20"/>
                 <w:szCs w:val="20"/>
               </w:rPr>
-              <w:t xml:space="preserve">Drift solved so expected log growth matches input CAGR (Jensen correction)</w:t>
+              <w:t xml:space="preserve">3.0% pinned over final 4 growth years, fading volatility</w:t>
             </w:r>
           </w:p>
         </w:tc>
@@ -2703,7 +2716,7 @@
                 <w:sz w:val="20"/>
                 <w:szCs w:val="20"/>
               </w:rPr>
-              <w:t xml:space="preserve">Keeps simulated averages faithful to inputs</w:t>
+              <w:t xml:space="preserve">Stabilizes exit-year assumptions</w:t>
             </w:r>
           </w:p>
         </w:tc>
@@ -2729,7 +2742,7 @@
                 <w:sz w:val="20"/>
                 <w:szCs w:val="20"/>
               </w:rPr>
-              <w:t xml:space="preserve">Cap-rate path</w:t>
+              <w:t xml:space="preserve">CAGR consistency</w:t>
             </w:r>
           </w:p>
         </w:tc>
@@ -2753,7 +2766,7 @@
                 <w:sz w:val="20"/>
                 <w:szCs w:val="20"/>
               </w:rPr>
-              <w:t xml:space="preserve">Linear glide to terminal cap + mean-reverting noise (speed 0.25)</w:t>
+              <w:t xml:space="preserve">Drift solved so expected log growth matches input CAGR (Jensen correction)</w:t>
             </w:r>
           </w:p>
         </w:tc>
@@ -2777,7 +2790,7 @@
                 <w:sz w:val="20"/>
                 <w:szCs w:val="20"/>
               </w:rPr>
-              <w:t xml:space="preserve">Centered on base case by construction</w:t>
+              <w:t xml:space="preserve">Keeps simulated averages faithful to inputs</w:t>
             </w:r>
           </w:p>
         </w:tc>
@@ -2803,7 +2816,7 @@
                 <w:sz w:val="20"/>
                 <w:szCs w:val="20"/>
               </w:rPr>
-              <w:t xml:space="preserve">Exit valuation</w:t>
+              <w:t xml:space="preserve">Cap-rate path</w:t>
             </w:r>
           </w:p>
         </w:tc>
@@ -2827,7 +2840,7 @@
                 <w:sz w:val="20"/>
                 <w:szCs w:val="20"/>
               </w:rPr>
-              <w:t xml:space="preserve">Year-11 forward NOI ÷ year-10 cap rate; floor 30% of cost; cap-rate floor 3%</w:t>
+              <w:t xml:space="preserve">Linear glide to terminal cap + mean-reverting noise (speed 0.25)</w:t>
             </w:r>
           </w:p>
         </w:tc>
@@ -2851,7 +2864,7 @@
                 <w:sz w:val="20"/>
                 <w:szCs w:val="20"/>
               </w:rPr>
-              <w:t xml:space="preserve">Sale proceeds</w:t>
+              <w:t xml:space="preserve">Centered on base case by construction</w:t>
             </w:r>
           </w:p>
         </w:tc>
@@ -2877,7 +2890,7 @@
                 <w:sz w:val="20"/>
                 <w:szCs w:val="20"/>
               </w:rPr>
-              <w:t xml:space="preserve">Base SOFR</w:t>
+              <w:t xml:space="preserve">Exit valuation</w:t>
             </w:r>
           </w:p>
         </w:tc>
@@ -2901,7 +2914,7 @@
                 <w:sz w:val="20"/>
                 <w:szCs w:val="20"/>
               </w:rPr>
-              <w:t xml:space="preserve">3.63%</w:t>
+              <w:t xml:space="preserve">Year-11 forward NOI ÷ year-10 cap rate; floor 30% of cost; cap-rate floor 3%</w:t>
             </w:r>
           </w:p>
         </w:tc>
@@ -2925,7 +2938,7 @@
                 <w:sz w:val="20"/>
                 <w:szCs w:val="20"/>
               </w:rPr>
-              <w:t xml:space="preserve">Loan coupon = SOFR + sector spread</w:t>
+              <w:t xml:space="preserve">Sale proceeds</w:t>
             </w:r>
           </w:p>
         </w:tc>
@@ -2951,7 +2964,7 @@
                 <w:sz w:val="20"/>
                 <w:szCs w:val="20"/>
               </w:rPr>
-              <w:t xml:space="preserve">Term default model</w:t>
+              <w:t xml:space="preserve">Base SOFR</w:t>
             </w:r>
           </w:p>
         </w:tc>
@@ -2975,7 +2988,7 @@
                 <w:sz w:val="20"/>
                 <w:szCs w:val="20"/>
               </w:rPr>
-              <w:t xml:space="preserve">Logistic annual EDF in DSCR distress/safety and mark-to-market LTV; intercept −6.5, distress +1.5, safety −1.31, LTV +1.0</w:t>
+              <w:t xml:space="preserve">3.63%</w:t>
             </w:r>
           </w:p>
         </w:tc>
@@ -2999,7 +3012,7 @@
                 <w:sz w:val="20"/>
                 <w:szCs w:val="20"/>
               </w:rPr>
-              <w:t xml:space="preserve">Annual default probability, years 1–10</w:t>
+              <w:t xml:space="preserve">Loan coupon = SOFR + sector spread</w:t>
             </w:r>
           </w:p>
         </w:tc>
@@ -3025,7 +3038,7 @@
                 <w:sz w:val="20"/>
                 <w:szCs w:val="20"/>
               </w:rPr>
-              <w:t xml:space="preserve">Default probability floor</w:t>
+              <w:t xml:space="preserve">Term default model</w:t>
             </w:r>
           </w:p>
         </w:tc>
@@ -3049,7 +3062,7 @@
                 <w:sz w:val="20"/>
                 <w:szCs w:val="20"/>
               </w:rPr>
-              <w:t xml:space="preserve">0.4% per year</w:t>
+              <w:t xml:space="preserve">Logistic annual EDF in DSCR distress/safety and mark-to-market LTV; intercept −6.5, distress +1.5, safety −1.31, LTV +1.0</w:t>
             </w:r>
           </w:p>
         </w:tc>
@@ -3073,7 +3086,7 @@
                 <w:sz w:val="20"/>
                 <w:szCs w:val="20"/>
               </w:rPr>
-              <w:t xml:space="preserve">Idiosyncratic event risk</w:t>
+              <w:t xml:space="preserve">Annual default probability, years 1–10</w:t>
             </w:r>
           </w:p>
         </w:tc>
@@ -3099,7 +3112,7 @@
                 <w:sz w:val="20"/>
                 <w:szCs w:val="20"/>
               </w:rPr>
-              <w:t xml:space="preserve">Maturity default test</w:t>
+              <w:t xml:space="preserve">Default probability floor</w:t>
             </w:r>
           </w:p>
         </w:tc>
@@ -3123,7 +3136,7 @@
                 <w:sz w:val="20"/>
                 <w:szCs w:val="20"/>
               </w:rPr>
-              <w:t xml:space="preserve">Exit mark-to-market LTV &gt; 105% → default at balloon (deterministic)</w:t>
+              <w:t xml:space="preserve">0.4% per year</w:t>
             </w:r>
           </w:p>
         </w:tc>
@@ -3147,7 +3160,7 @@
                 <w:sz w:val="20"/>
                 <w:szCs w:val="20"/>
               </w:rPr>
-              <w:t xml:space="preserve">Balloon repayment risk</w:t>
+              <w:t xml:space="preserve">Idiosyncratic event risk</w:t>
             </w:r>
           </w:p>
         </w:tc>
@@ -3173,6 +3186,80 @@
                 <w:sz w:val="20"/>
                 <w:szCs w:val="20"/>
               </w:rPr>
+              <w:t xml:space="preserve">Maturity default test</w:t>
+            </w:r>
+          </w:p>
+        </w:tc>
+        <w:tc>
+          <w:tcPr>
+            <w:tcW w:type="dxa" w:w="3931"/>
+            <w:tcMar>
+              <w:top w:type="dxa" w:w="60"/>
+              <w:left w:type="dxa" w:w="100"/>
+              <w:bottom w:type="dxa" w:w="60"/>
+              <w:right w:type="dxa" w:w="100"/>
+            </w:tcMar>
+          </w:tcPr>
+          <w:p>
+            <w:pPr>
+              <w:spacing w:after="0"/>
+            </w:pPr>
+            <w:r>
+              <w:rPr>
+                <w:rFonts w:ascii="Calibri" w:cs="Calibri" w:eastAsia="Calibri" w:hAnsi="Calibri"/>
+                <w:sz w:val="20"/>
+                <w:szCs w:val="20"/>
+              </w:rPr>
+              <w:t xml:space="preserve">Exit mark-to-market LTV &gt; 105% → default at balloon (deterministic)</w:t>
+            </w:r>
+          </w:p>
+        </w:tc>
+        <w:tc>
+          <w:tcPr>
+            <w:tcW w:type="dxa" w:w="2808"/>
+            <w:tcMar>
+              <w:top w:type="dxa" w:w="60"/>
+              <w:left w:type="dxa" w:w="100"/>
+              <w:bottom w:type="dxa" w:w="60"/>
+              <w:right w:type="dxa" w:w="100"/>
+            </w:tcMar>
+          </w:tcPr>
+          <w:p>
+            <w:pPr>
+              <w:spacing w:after="0"/>
+            </w:pPr>
+            <w:r>
+              <w:rPr>
+                <w:rFonts w:ascii="Calibri" w:cs="Calibri" w:eastAsia="Calibri" w:hAnsi="Calibri"/>
+                <w:sz w:val="20"/>
+                <w:szCs w:val="20"/>
+              </w:rPr>
+              <w:t xml:space="preserve">Balloon repayment risk</w:t>
+            </w:r>
+          </w:p>
+        </w:tc>
+      </w:tr>
+      <w:tr>
+        <w:tc>
+          <w:tcPr>
+            <w:tcW w:type="dxa" w:w="2621"/>
+            <w:tcMar>
+              <w:top w:type="dxa" w:w="60"/>
+              <w:left w:type="dxa" w:w="100"/>
+              <w:bottom w:type="dxa" w:w="60"/>
+              <w:right w:type="dxa" w:w="100"/>
+            </w:tcMar>
+          </w:tcPr>
+          <w:p>
+            <w:pPr>
+              <w:spacing w:after="0"/>
+            </w:pPr>
+            <w:r>
+              <w:rPr>
+                <w:rFonts w:ascii="Calibri" w:cs="Calibri" w:eastAsia="Calibri" w:hAnsi="Calibri"/>
+                <w:sz w:val="20"/>
+                <w:szCs w:val="20"/>
+              </w:rPr>
               <w:t xml:space="preserve">Maturity cure rate</w:t>
             </w:r>
           </w:p>
@@ -3197,7 +3284,7 @@
                 <w:sz w:val="20"/>
                 <w:szCs w:val="20"/>
               </w:rPr>
-              <w:t xml:space="preserve">40% of maturity defaults resolve with no principal loss</w:t>
+              <w:t xml:space="preserve">20% of maturity defaults resolve with no principal loss</w:t>
             </w:r>
           </w:p>
         </w:tc>

--- a/MIM_Stochastic_Model_Methodology.docx
+++ b/MIM_Stochastic_Model_Methodology.docx
@@ -997,7 +997,7 @@
           <w:sz w:val="22"/>
           <w:szCs w:val="22"/>
         </w:rPr>
-        <w:t xml:space="preserve">Surviving the ten hold years is not enough: at maturity the balloon comes due, and repayment stops being optional. Every scenario that reaches year ten without a term default faces a final test — if the mark-to-market loan-to-value at exit exceeds 105%, the borrower cannot refinance or sell to retire the loan, will not write a check to cover negative equity, and the loan defaults at maturity. Unlike the term years, this test is deterministic: a scenario that ends with the property worth less than the loan always books the outcome, rather than depending on a probability draw. Mildly underwater exits (up to 105%) are assumed to extend or bridge.</w:t>
+        <w:t xml:space="preserve">Surviving the ten hold years is not enough: at maturity the balloon comes due, and repayment stops being optional. Every scenario that reaches year ten without a term default faces a value test based on its mark-to-market loan-to-value at exit. Below 85%, the balloon refinances comfortably and the loan repays in full. Above 105% — the property worth less than the loan by more than any sponsor would bridge — the loan always defaults. Between those two points sits the refinancing gap: the property has positive equity on paper, but a take-out lender will only size a new loan to roughly 70–75% of value, leaving a hole the sponsor must fill. Default probability rises smoothly across that zone (a loan exiting at 95% LTV defaults about half the time). Historically, this refinancing-gap channel — not outright negative equity — is where most commercial mortgage defaults occur.</w:t>
       </w:r>
     </w:p>
     <w:p>
@@ -1010,7 +1010,7 @@
           <w:sz w:val="22"/>
           <w:szCs w:val="22"/>
         </w:rPr>
-        <w:t xml:space="preserve">Of the loans that fail the maturity test, 20% are assumed to cure — resolve through extension or workout with no principal loss, as values recover — consistent with rating-agency evidence that many defaults at moderate leverage ultimately repay (KBRA’s single-borrower study shows blended loss severity of ~11% across all resolved defaults, versus ~40% conditional on a meaningful loss). Cured loans count as defaults with zero loss, so reported default rates are comparable to published default studies and reported severity is a blended figure.</w:t>
+        <w:t xml:space="preserve">Of the loans that default at maturity, 30% are assumed to cure — resolve through extension or workout with no principal loss, as values recover — consistent with rating-agency evidence that many defaults at moderate leverage ultimately repay (KBRA’s single-borrower study shows blended loss severity of ~11% across all resolved defaults, versus ~40% conditional on a meaningful loss). Cured loans count as defaults with zero loss, so reported default rates are comparable to published default studies and reported severity is a blended figure.</w:t>
       </w:r>
     </w:p>
     <w:p>
@@ -1606,7 +1606,7 @@
           <w:sz w:val="22"/>
           <w:szCs w:val="22"/>
         </w:rPr>
-        <w:t xml:space="preserve">The model’s current output spans roughly 6 to 51 basis points per year across the 21 sectors, with an ordering that matches this historical record — hotels and cold storage at the top, driven largely by the maturity test (they are the sectors most likely to be worth less than the loan at exit), and medical office, manufactured housing, net-lease, and stabilized housing at the bottom. The calibration procedure scores candidate parameters on both the level of the ladder and its ordering against the historical record, and the script is retained alongside the model so parameters can be re-tuned quickly whenever inputs are refreshed or new loss data becomes available.</w:t>
+        <w:t xml:space="preserve">The model’s current output spans roughly 5 to 49 basis points per year across the 21 sectors, with an ordering that matches this historical record — hotels and cold storage at the top, driven largely by the maturity test (they are the sectors most likely to be worth less than the loan at exit), and medical office, manufactured housing, net-lease, and stabilized housing at the bottom. The calibration procedure scores candidate parameters on both the level of the ladder and its ordering against the historical record, and the script is retained alongside the model so parameters can be re-tuned quickly whenever inputs are refreshed or new loss data becomes available.</w:t>
       </w:r>
     </w:p>
     <w:p>
@@ -3210,7 +3210,7 @@
                 <w:sz w:val="20"/>
                 <w:szCs w:val="20"/>
               </w:rPr>
-              <w:t xml:space="preserve">Exit mark-to-market LTV &gt; 105% → default at balloon (deterministic)</w:t>
+              <w:t xml:space="preserve">Refinancing-gap ramp on exit mark-to-market LTV: P=0 below 85%, rising linearly to P=1 at 105%</w:t>
             </w:r>
           </w:p>
         </w:tc>
@@ -3234,7 +3234,7 @@
                 <w:sz w:val="20"/>
                 <w:szCs w:val="20"/>
               </w:rPr>
-              <w:t xml:space="preserve">Balloon repayment risk</w:t>
+              <w:t xml:space="preserve">Balloon repayment / refi-gap risk</w:t>
             </w:r>
           </w:p>
         </w:tc>
@@ -3284,7 +3284,7 @@
                 <w:sz w:val="20"/>
                 <w:szCs w:val="20"/>
               </w:rPr>
-              <w:t xml:space="preserve">20% of maturity defaults resolve with no principal loss</w:t>
+              <w:t xml:space="preserve">30% of maturity defaults resolve with no principal loss</w:t>
             </w:r>
           </w:p>
         </w:tc>

--- a/MIM_Stochastic_Model_Methodology.docx
+++ b/MIM_Stochastic_Model_Methodology.docx
@@ -191,7 +191,7 @@
           <w:sz w:val="22"/>
           <w:szCs w:val="22"/>
         </w:rPr>
-        <w:t xml:space="preserve">The credit component was recalibrated in July 2026 against published historical loss data for U.S. commercial mortgages (Fitch, KBRA, Moody’s, and NAIC sources), and captures both ways a mortgage actually fails: default during the term (cash flow stops covering debt service) and default at maturity (the property is worth too little to refinance the balloon). Annual expected credit losses range from roughly 6 basis points per year for the most stable sectors (net-lease retail, manufactured housing, moderate-income housing) to roughly 50 basis points for the most volatile (full-service hotels) — a range consistent with several decades of realized experience for institutional-quality senior mortgages.</w:t>
+        <w:t xml:space="preserve">The credit component was recalibrated in July 2026 against published historical loss data for U.S. commercial mortgages (Fitch, KBRA, Moody’s, and NAIC sources), and captures both ways a mortgage actually fails: default during the term (cash flow stops covering debt service) and default at maturity (the property is worth too little to refinance the balloon). Annual expected credit losses range from roughly 6 basis points per year for the most stable sectors (net-lease retail, manufactured housing, moderate-income housing) to roughly 60 basis points for the most volatile (full-service hotels) — a range consistent with several decades of realized experience for institutional-quality senior mortgages.</w:t>
       </w:r>
     </w:p>
     <w:p>
@@ -997,7 +997,7 @@
           <w:sz w:val="22"/>
           <w:szCs w:val="22"/>
         </w:rPr>
-        <w:t xml:space="preserve">Surviving the ten hold years is not enough: at maturity the balloon comes due, and repayment stops being optional. Every scenario that reaches year ten without a term default faces a value test based on its mark-to-market loan-to-value at exit. Below 85%, the balloon refinances comfortably and the loan repays in full. Above 105% — the property worth less than the loan by more than any sponsor would bridge — the loan always defaults. Between those two points sits the refinancing gap: the property has positive equity on paper, but a take-out lender will only size a new loan to roughly 70–75% of value, leaving a hole the sponsor must fill. Default probability rises smoothly across that zone (a loan exiting at 95% LTV defaults about half the time). Historically, this refinancing-gap channel — not outright negative equity — is where most commercial mortgage defaults occur.</w:t>
+        <w:t xml:space="preserve">Surviving the ten hold years is not enough: at maturity the balloon comes due, and repayment stops being optional. Every scenario that reaches year ten without a term default faces a value test based on its mark-to-market loan-to-value at exit. Below 80%, the balloon refinances comfortably and the loan repays in full. Above 105% — the property worth less than the loan by more than any sponsor would bridge — the loan always defaults. Between those two points sits the refinancing gap: the property has positive equity on paper, but a take-out lender will only size a new loan to roughly 70–75% of value, leaving a hole the sponsor must fill. Default probability rises smoothly across that zone (a loan exiting at 92.5% LTV defaults about half the time). Historically, this refinancing-gap channel — not outright negative equity — is where most commercial mortgage defaults occur.</w:t>
       </w:r>
     </w:p>
     <w:p>
@@ -1010,7 +1010,7 @@
           <w:sz w:val="22"/>
           <w:szCs w:val="22"/>
         </w:rPr>
-        <w:t xml:space="preserve">Of the loans that default at maturity, 30% are assumed to cure — resolve through extension or workout with no principal loss, as values recover — consistent with rating-agency evidence that many defaults at moderate leverage ultimately repay (KBRA’s single-borrower study shows blended loss severity of ~11% across all resolved defaults, versus ~40% conditional on a meaningful loss). Cured loans count as defaults with zero loss, so reported default rates are comparable to published default studies and reported severity is a blended figure.</w:t>
+        <w:t xml:space="preserve">Of the loans that default at maturity, 20% are assumed to cure — resolve through extension or workout with no principal loss, as values recover — consistent with rating-agency evidence that many defaults at moderate leverage ultimately repay (KBRA’s single-borrower study shows blended loss severity of ~11% across all resolved defaults, versus ~40% conditional on a meaningful loss). Cured loans count as defaults with zero loss, so reported default rates are comparable to published default studies and reported severity is a blended figure.</w:t>
       </w:r>
     </w:p>
     <w:p>
@@ -1606,7 +1606,7 @@
           <w:sz w:val="22"/>
           <w:szCs w:val="22"/>
         </w:rPr>
-        <w:t xml:space="preserve">The model’s current output spans roughly 5 to 49 basis points per year across the 21 sectors, with an ordering that matches this historical record — hotels and cold storage at the top, driven largely by the maturity test (they are the sectors most likely to be worth less than the loan at exit), and medical office, manufactured housing, net-lease, and stabilized housing at the bottom. The calibration procedure scores candidate parameters on both the level of the ladder and its ordering against the historical record, and the script is retained alongside the model so parameters can be re-tuned quickly whenever inputs are refreshed or new loss data becomes available.</w:t>
+        <w:t xml:space="preserve">The model’s current output spans roughly 6 to 62 basis points per year across the 21 sectors, with an ordering that matches this historical record — hotels and cold storage at the top, driven largely by the maturity test (they are the sectors most likely to be worth less than the loan at exit), and medical office, manufactured housing, net-lease, and stabilized housing at the bottom. The calibration procedure scores candidate parameters on both the level of the ladder and its ordering against the historical record, and the script is retained alongside the model so parameters can be re-tuned quickly whenever inputs are refreshed or new loss data becomes available.</w:t>
       </w:r>
     </w:p>
     <w:p>
@@ -3062,7 +3062,7 @@
                 <w:sz w:val="20"/>
                 <w:szCs w:val="20"/>
               </w:rPr>
-              <w:t xml:space="preserve">Logistic annual EDF in DSCR distress/safety and mark-to-market LTV; intercept −6.5, distress +1.5, safety −1.31, LTV +1.0</w:t>
+              <w:t xml:space="preserve">Logistic annual EDF in DSCR distress/safety and mark-to-market LTV; intercept −6.0, distress +2.0, safety −1.31, LTV +1.5</w:t>
             </w:r>
           </w:p>
         </w:tc>
@@ -3210,7 +3210,7 @@
                 <w:sz w:val="20"/>
                 <w:szCs w:val="20"/>
               </w:rPr>
-              <w:t xml:space="preserve">Refinancing-gap ramp on exit mark-to-market LTV: P=0 below 85%, rising linearly to P=1 at 105%</w:t>
+              <w:t xml:space="preserve">Refinancing-gap ramp on exit mark-to-market LTV: P=0 below 80%, rising linearly to P=1 at 105%</w:t>
             </w:r>
           </w:p>
         </w:tc>
@@ -3284,7 +3284,7 @@
                 <w:sz w:val="20"/>
                 <w:szCs w:val="20"/>
               </w:rPr>
-              <w:t xml:space="preserve">30% of maturity defaults resolve with no principal loss</w:t>
+              <w:t xml:space="preserve">20% of maturity defaults resolve with no principal loss</w:t>
             </w:r>
           </w:p>
         </w:tc>

--- a/MIM_Stochastic_Model_Methodology.docx
+++ b/MIM_Stochastic_Model_Methodology.docx
@@ -191,7 +191,7 @@
           <w:sz w:val="22"/>
           <w:szCs w:val="22"/>
         </w:rPr>
-        <w:t xml:space="preserve">The credit component was recalibrated in July 2026 against published historical loss data for U.S. commercial mortgages (Fitch, KBRA, Moody’s, and NAIC sources), and captures both ways a mortgage actually fails: default during the term (cash flow stops covering debt service) and default at maturity (the property is worth too little to refinance the balloon). Annual expected credit losses range from roughly 6 basis points per year for the most stable sectors (net-lease retail, manufactured housing, moderate-income housing) to roughly 60 basis points for the most volatile (full-service hotels) — a range consistent with several decades of realized experience for institutional-quality senior mortgages.</w:t>
+        <w:t xml:space="preserve">The credit component was recalibrated in July 2026 against published historical loss data for U.S. commercial mortgages (Fitch, KBRA, Moody’s, and NAIC sources), and captures both ways a mortgage actually fails: default during the term (cash flow stops covering debt service) and default at maturity (the property is worth too little to refinance the balloon). Annual expected credit losses range from roughly 9 basis points per year for the most stable sectors (medical office, manufactured housing, single-family rentals) through a 10–25 basis-point core — consistent with the expected-loss levels embedded in NAIC risk-based-capital factors for loans of this profile — to roughly 65 basis points for the most volatile sector (full-service hotels).</w:t>
       </w:r>
     </w:p>
     <w:p>
@@ -967,7 +967,7 @@
           <w:sz w:val="22"/>
           <w:szCs w:val="22"/>
         </w:rPr>
-        <w:t xml:space="preserve">Two floors keep the model honest at the safe end. First, annual default probability never falls below 0.4% per year, no matter how strong coverage looks — history shows performing, well-covered commercial mortgages still default occasionally, for idiosyncratic reasons (tenant bankruptcy, fraud, environmental events) that coverage ratios cannot see. Second, loss severity given default never falls below 15% — even a well-collateralized workout incurs legal, servicing, and disposition costs.</w:t>
+        <w:t xml:space="preserve">Two floors keep the model honest at the safe end. First, annual default probability never falls below 0.6% per year, no matter how strong coverage looks — history shows performing, well-covered commercial mortgages still default for idiosyncratic reasons (tenant bankruptcy, fraud, environmental events) that coverage ratios cannot see, and interest-only loans carry no amortization cushion. Second, loss severity given default never falls below 15% — even a well-collateralized workout incurs legal, servicing, and disposition costs.</w:t>
       </w:r>
     </w:p>
     <w:p>
@@ -997,7 +997,7 @@
           <w:sz w:val="22"/>
           <w:szCs w:val="22"/>
         </w:rPr>
-        <w:t xml:space="preserve">Surviving the ten hold years is not enough: at maturity the balloon comes due, and repayment stops being optional. Every scenario that reaches year ten without a term default faces a value test based on its mark-to-market loan-to-value at exit. Below 80%, the balloon refinances comfortably and the loan repays in full. Above 105% — the property worth less than the loan by more than any sponsor would bridge — the loan always defaults. Between those two points sits the refinancing gap: the property has positive equity on paper, but a take-out lender will only size a new loan to roughly 70–75% of value, leaving a hole the sponsor must fill. Default probability rises smoothly across that zone (a loan exiting at 92.5% LTV defaults about half the time). Historically, this refinancing-gap channel — not outright negative equity — is where most commercial mortgage defaults occur.</w:t>
+        <w:t xml:space="preserve">Surviving the ten hold years is not enough: at maturity the balloon comes due, and repayment stops being optional. Every scenario that reaches year ten without a term default faces a value test based on its mark-to-market loan-to-value at exit. Below 75% — the leverage a take-out lender will actually provide — the balloon refinances comfortably and the loan repays in full. Above 105% — the property worth less than the loan by more than any sponsor would bridge — the loan always defaults. Between those two points sits the refinancing gap: the property has positive equity on paper, but a take-out lender will only size a new loan to roughly 70–75% of value, leaving a hole the sponsor must fill. Default probability rises smoothly across that zone (a loan exiting at 90% LTV defaults about half the time). Historically, this refinancing-gap channel — not outright negative equity — is where most commercial mortgage defaults occur.</w:t>
       </w:r>
     </w:p>
     <w:p>
@@ -1606,7 +1606,7 @@
           <w:sz w:val="22"/>
           <w:szCs w:val="22"/>
         </w:rPr>
-        <w:t xml:space="preserve">The model’s current output spans roughly 6 to 62 basis points per year across the 21 sectors, with an ordering that matches this historical record — hotels and cold storage at the top, driven largely by the maturity test (they are the sectors most likely to be worth less than the loan at exit), and medical office, manufactured housing, net-lease, and stabilized housing at the bottom. The calibration procedure scores candidate parameters on both the level of the ladder and its ordering against the historical record, and the script is retained alongside the model so parameters can be re-tuned quickly whenever inputs are refreshed or new loss data becomes available.</w:t>
+        <w:t xml:space="preserve">The model’s current output spans roughly 9 to 65 basis points per year across the 21 sectors, with a 10–25 basis-point core, with an ordering that matches this historical record — hotels and cold storage at the top, driven largely by the maturity test (they are the sectors most likely to be worth less than the loan at exit), and medical office, manufactured housing, net-lease, and stabilized housing at the bottom. The calibration procedure scores candidate parameters on both the level of the ladder and its ordering against the historical record, and the script is retained alongside the model so parameters can be re-tuned quickly whenever inputs are refreshed or new loss data becomes available.</w:t>
       </w:r>
     </w:p>
     <w:p>
@@ -3136,7 +3136,7 @@
                 <w:sz w:val="20"/>
                 <w:szCs w:val="20"/>
               </w:rPr>
-              <w:t xml:space="preserve">0.4% per year</w:t>
+              <w:t xml:space="preserve">0.6% per year</w:t>
             </w:r>
           </w:p>
         </w:tc>
@@ -3160,7 +3160,7 @@
                 <w:sz w:val="20"/>
                 <w:szCs w:val="20"/>
               </w:rPr>
-              <w:t xml:space="preserve">Idiosyncratic event risk</w:t>
+              <w:t xml:space="preserve">Idiosyncratic event risk (IO loans, no amortization cushion)</w:t>
             </w:r>
           </w:p>
         </w:tc>
@@ -3210,7 +3210,7 @@
                 <w:sz w:val="20"/>
                 <w:szCs w:val="20"/>
               </w:rPr>
-              <w:t xml:space="preserve">Refinancing-gap ramp on exit mark-to-market LTV: P=0 below 80%, rising linearly to P=1 at 105%</w:t>
+              <w:t xml:space="preserve">Refinancing-gap ramp on exit mark-to-market LTV: P=0 below 75%, rising linearly to P=1 at 105%</w:t>
             </w:r>
           </w:p>
         </w:tc>

--- a/MIM_Stochastic_Model_Methodology.docx
+++ b/MIM_Stochastic_Model_Methodology.docx
@@ -191,7 +191,7 @@
           <w:sz w:val="22"/>
           <w:szCs w:val="22"/>
         </w:rPr>
-        <w:t xml:space="preserve">The credit component was recalibrated in July 2026 against published historical loss data for U.S. commercial mortgages (Fitch, KBRA, Moody’s, and NAIC sources), and captures both ways a mortgage actually fails: default during the term (cash flow stops covering debt service) and default at maturity (the property is worth too little to refinance the balloon). Annual expected credit losses range from roughly 9 basis points per year for the most stable sectors (medical office, manufactured housing, single-family rentals) through a 10–25 basis-point core — consistent with the expected-loss levels embedded in NAIC risk-based-capital factors for loans of this profile — to roughly 65 basis points for the most volatile sector (full-service hotels).</w:t>
+        <w:t xml:space="preserve">The credit component was recalibrated in July 2026 against published historical loss data for U.S. commercial mortgages (Fitch, KBRA, Moody’s, and NAIC sources), and captures both ways a mortgage actually fails: default during the term (cash flow stops covering debt service) and default at maturity (the property is worth too little to refinance the balloon). Annual expected credit losses range from roughly 8 basis points per year for the most stable sectors through a 10–25 basis-point core — consistent with the expected-loss levels embedded in NAIC risk-based-capital factors for loans of this profile — to roughly 40 basis points for the most volatile sector (full-service hotels).</w:t>
       </w:r>
     </w:p>
     <w:p>
@@ -546,7 +546,7 @@
           <w:sz w:val="22"/>
           <w:szCs w:val="22"/>
         </w:rPr>
-        <w:t xml:space="preserve">Annual revenue and expense growth are drawn from skewed distributions calibrated to the input volatility and skew — so a sector whose bad years are worse than its good years are good is modeled that way, rather than forced into a symmetric bell curve. Revenue and expense growth are drawn together with a positive correlation (0.70): in scenarios where revenue disappoints, expenses tend to soften too (and vice versa), as they do in practice.</w:t>
+        <w:t xml:space="preserve">Annual revenue and expense growth are drawn from skewed distributions calibrated to the input volatility and skew — so a sector whose bad years are worse than its good years are good is modeled that way, rather than forced into a symmetric bell curve. Revenue and expense growth are drawn together with a sector-specific correlation, set from evidence on each sector’s cost structure: hotels highest (0.75–0.85 — industry flow-through data shows expenses absorb 40–70% of a revenue change in the same year), triple-net and reimbursement-heavy sectors high when measured gross of recoveries (0.65–0.75), office and apartments moderate (0.45 — the one directly measured statistic in the literature), and tax/insurance-dominated residential and storage sectors low (0.30–0.35, since their expenses grind upward largely independent of revenue). This correlation matters more than it looks: through operating leverage it controls how hard net operating income swings when revenue moves.</w:t>
       </w:r>
     </w:p>
     <w:p>
@@ -1606,7 +1606,7 @@
           <w:sz w:val="22"/>
           <w:szCs w:val="22"/>
         </w:rPr>
-        <w:t xml:space="preserve">The model’s current output spans roughly 9 to 65 basis points per year across the 21 sectors, with a 10–25 basis-point core, with an ordering that matches this historical record — hotels and cold storage at the top, driven largely by the maturity test (they are the sectors most likely to be worth less than the loan at exit), and medical office, manufactured housing, net-lease, and stabilized housing at the bottom. The calibration procedure scores candidate parameters on both the level of the ladder and its ordering against the historical record, and the script is retained alongside the model so parameters can be re-tuned quickly whenever inputs are refreshed or new loss data becomes available.</w:t>
+        <w:t xml:space="preserve">The model’s current output spans roughly 8 to 40 basis points per year across the 21 sectors, with a 10–25 basis-point core, with an ordering that matches this historical record — hotels and cold storage at the top, driven largely by the maturity test (they are the sectors most likely to be worth less than the loan at exit), and medical office, manufactured housing, net-lease, and stabilized housing at the bottom. The calibration procedure scores candidate parameters on both the level of the ladder and its ordering against the historical record, and the script is retained alongside the model so parameters can be re-tuned quickly whenever inputs are refreshed or new loss data becomes available.</w:t>
       </w:r>
     </w:p>
     <w:p>
@@ -1878,6 +1878,34 @@
           <w:szCs w:val="22"/>
         </w:rPr>
         <w:t xml:space="preserve">If an input volatility is out of line with history (for example, a stable sector given a high volatility), the model will faithfully rank it as riskier. The regular input-refresh process, not the model, is the control for this.</w:t>
+      </w:r>
+    </w:p>
+    <w:p>
+      <w:pPr>
+        <w:pStyle w:val="ListParagraph"/>
+        <w:numPr>
+          <w:ilvl w:val="0"/>
+          <w:numId w:val="2"/>
+        </w:numPr>
+        <w:spacing w:after="80" w:line="276"/>
+      </w:pPr>
+      <w:r>
+        <w:rPr>
+          <w:rFonts w:ascii="Calibri" w:cs="Calibri" w:eastAsia="Calibri" w:hAnsi="Calibri"/>
+          <w:b/>
+          <w:bCs/>
+          <w:sz w:val="22"/>
+          <w:szCs w:val="22"/>
+        </w:rPr>
+        <w:t xml:space="preserve">No recession scenario. </w:t>
+      </w:r>
+      <w:r>
+        <w:rPr>
+          <w:rFonts w:ascii="Calibri" w:cs="Calibri" w:eastAsia="Calibri" w:hAnsi="Calibri"/>
+          <w:sz w:val="22"/>
+          <w:szCs w:val="22"/>
+        </w:rPr>
+        <w:t xml:space="preserve">Each simulated future draws its shocks independently around trend — there is no correlated downturn in which revenue falls, cap rates spike, refinancing tightens, and expense flexibility breaks down all at once, across sectors. This most affects the sectors whose historical losses were concentrated in such episodes: full-service hotels, for example, price below their long-run historical loss experience for exactly this reason. A systematic stress factor is the planned remedy.</w:t>
       </w:r>
     </w:p>
     <w:p>
@@ -2470,7 +2498,7 @@
                 <w:sz w:val="20"/>
                 <w:szCs w:val="20"/>
               </w:rPr>
-              <w:t xml:space="preserve">0.70 (Gaussian copula)</w:t>
+              <w:t xml:space="preserve">Per-sector input, 0.20–0.85 (Gaussian copula); from lease-structure and hotel flow-through evidence</w:t>
             </w:r>
           </w:p>
         </w:tc>
@@ -2494,7 +2522,7 @@
                 <w:sz w:val="20"/>
                 <w:szCs w:val="20"/>
               </w:rPr>
-              <w:t xml:space="preserve">Joint behavior of growth draws</w:t>
+              <w:t xml:space="preserve">Joint behavior of growth draws; verified against realized correlation each run</w:t>
             </w:r>
           </w:p>
         </w:tc>

--- a/MIM_Stochastic_Model_Methodology.docx
+++ b/MIM_Stochastic_Model_Methodology.docx
@@ -444,6 +444,19 @@
           <w:szCs w:val="22"/>
         </w:rPr>
         <w:t xml:space="preserve">The volatility and skew columns are what make the model stochastic rather than deterministic — they encode, for example, that hotel revenue swings much harder than manufactured-housing revenue, and that revenue surprises in most sectors lean to the downside.</w:t>
+      </w:r>
+    </w:p>
+    <w:p>
+      <w:pPr>
+        <w:spacing w:after="160" w:line="276"/>
+      </w:pPr>
+      <w:r>
+        <w:rPr>
+          <w:rFonts w:ascii="Calibri" w:cs="Calibri" w:eastAsia="Calibri" w:hAnsi="Calibri"/>
+          <w:sz w:val="22"/>
+          <w:szCs w:val="22"/>
+        </w:rPr>
+        <w:t xml:space="preserve">One convention matters for interpreting every output: these are single-asset volatilities, not index volatilities. A property index is effectively a portfolio of thousands of assets — idiosyncratic events cancel across holdings and appraisal smoothing dampens what remains — so index volatility understates the risk of owning one building. The model deliberately prices one representative asset per sector (one deal on the equity side, one loan on the credit side), so its inputs sit well above index-level volatilities by design, and its risk metrics describe standalone assets rather than diversified portfolios. Inputs should accordingly be validated against property-level data, not index series.</w:t>
       </w:r>
     </w:p>
     <w:p>
